--- a/docs/ahg-2026/workshop-frontfacing-guide.docx
+++ b/docs/ahg-2026/workshop-frontfacing-guide.docx
@@ -71,7 +71,7 @@
       </w:pPr>
       <w:r>
         <w:rPr/>
-        <w:t>Share it: add your agent to the open-source AHG 2026 collection on GitHub with one form and one button, committed in your name. At the end of the day every agent goes into the Accessibility Agents project, with its author credited.</w:t>
+        <w:t>Build the office: add your agent to an agent team of coordinated specialists and run the team across the whole course.</w:t>
       </w:r>
     </w:p>
     <w:p>
@@ -80,7 +80,7 @@
       </w:pPr>
       <w:r>
         <w:rPr/>
-        <w:t>Build the office: add your agent to an agent team of coordinated specialists and run the team across the whole course.</w:t>
+        <w:t>Share it: add your agent to the open-source AHG 2026 collection on GitHub with one form and one button, committed in your name. At the end of the day every agent goes into the Accessibility Agents project, with its author credited.</w:t>
       </w:r>
     </w:p>
     <w:p>
